--- a/docs/word/09-Guida-Amministratore.docx
+++ b/docs/word/09-Guida-Amministratore.docx
@@ -11,7 +11,7 @@
           <w:noProof/>
         </w:rPr>
         <w:drawing>
-          <wp:inline distT="0" distB="0" distL="0" distR="0" wp14:anchorId="49A1FAAC" wp14:editId="661A776B">
+          <wp:inline distT="0" distB="0" distL="0" distR="0" wp14:anchorId="24C77EF6" wp14:editId="145E67B4">
             <wp:extent cx="1981200" cy="771525"/>
             <wp:effectExtent l="0" t="0" r="0" b="0"/>
             <wp:docPr id="1" name="Immagine 1"/>
@@ -61,7 +61,7 @@
           <w:left w:w="10" w:type="dxa"/>
           <w:right w:w="10" w:type="dxa"/>
         </w:tblCellMar>
-        <w:tblLook w:val="0000" w:firstRow="0" w:lastRow="0" w:firstColumn="0" w:lastColumn="0" w:noHBand="0" w:noVBand="0"/>
+        <w:tblLook w:val="04A0" w:firstRow="1" w:lastRow="0" w:firstColumn="1" w:lastColumn="0" w:noHBand="0" w:noVBand="1"/>
       </w:tblPr>
       <w:tblGrid>
         <w:gridCol w:w="9638"/>
@@ -156,7 +156,7 @@
           <w:left w:w="10" w:type="dxa"/>
           <w:right w:w="10" w:type="dxa"/>
         </w:tblCellMar>
-        <w:tblLook w:val="0000" w:firstRow="0" w:lastRow="0" w:firstColumn="0" w:lastColumn="0" w:noHBand="0" w:noVBand="0"/>
+        <w:tblLook w:val="04A0" w:firstRow="1" w:lastRow="0" w:firstColumn="1" w:lastColumn="0" w:noHBand="0" w:noVBand="1"/>
       </w:tblPr>
       <w:tblGrid>
         <w:gridCol w:w="2891"/>
@@ -343,7 +343,7 @@
                 <w:sz w:val="19"/>
                 <w:szCs w:val="19"/>
               </w:rPr>
-              <w:t>Documento</w:t>
+              <w:t>Indirizzo (produzione)</w:t>
             </w:r>
           </w:p>
         </w:tc>
@@ -374,7 +374,7 @@
                 <w:sz w:val="19"/>
                 <w:szCs w:val="19"/>
               </w:rPr>
-              <w:t>ADM — Guida per l’amministratore</w:t>
+              <w:t>https://guestportal.dompe.com</w:t>
             </w:r>
           </w:p>
         </w:tc>
@@ -413,7 +413,7 @@
                 <w:sz w:val="19"/>
                 <w:szCs w:val="19"/>
               </w:rPr>
-              <w:t>Versione</w:t>
+              <w:t>Documento</w:t>
             </w:r>
           </w:p>
         </w:tc>
@@ -444,7 +444,7 @@
                 <w:sz w:val="19"/>
                 <w:szCs w:val="19"/>
               </w:rPr>
-              <w:t>1.0</w:t>
+              <w:t>ADM — Guida per l’amministratore</w:t>
             </w:r>
           </w:p>
         </w:tc>
@@ -483,7 +483,7 @@
                 <w:sz w:val="19"/>
                 <w:szCs w:val="19"/>
               </w:rPr>
-              <w:t>Data di emissione</w:t>
+              <w:t>Versione</w:t>
             </w:r>
           </w:p>
         </w:tc>
@@ -514,7 +514,7 @@
                 <w:sz w:val="19"/>
                 <w:szCs w:val="19"/>
               </w:rPr>
-              <w:t>22 settembre 2026</w:t>
+              <w:t>1.0</w:t>
             </w:r>
           </w:p>
         </w:tc>
@@ -553,7 +553,7 @@
                 <w:sz w:val="19"/>
                 <w:szCs w:val="19"/>
               </w:rPr>
-              <w:t>Stato</w:t>
+              <w:t>Data di emissione</w:t>
             </w:r>
           </w:p>
         </w:tc>
@@ -584,7 +584,7 @@
                 <w:sz w:val="19"/>
                 <w:szCs w:val="19"/>
               </w:rPr>
-              <w:t>Emesso</w:t>
+              <w:t>25 settembre 2026</w:t>
             </w:r>
           </w:p>
         </w:tc>
@@ -623,7 +623,7 @@
                 <w:sz w:val="19"/>
                 <w:szCs w:val="19"/>
               </w:rPr>
-              <w:t>Destinatari</w:t>
+              <w:t>Stato</w:t>
             </w:r>
           </w:p>
         </w:tc>
@@ -654,7 +654,7 @@
                 <w:sz w:val="19"/>
                 <w:szCs w:val="19"/>
               </w:rPr>
-              <w:t>Amministratori del portale ospiti, IT Infrastructure</w:t>
+              <w:t>Emesso</w:t>
             </w:r>
           </w:p>
         </w:tc>
@@ -693,7 +693,7 @@
                 <w:sz w:val="19"/>
                 <w:szCs w:val="19"/>
               </w:rPr>
-              <w:t>Classificazione</w:t>
+              <w:t>Destinatari</w:t>
             </w:r>
           </w:p>
         </w:tc>
@@ -724,7 +724,7 @@
                 <w:sz w:val="19"/>
                 <w:szCs w:val="19"/>
               </w:rPr>
-              <w:t>Uso interno</w:t>
+              <w:t>Amministratori del portale ospiti, IT Infrastructure</w:t>
             </w:r>
           </w:p>
         </w:tc>
@@ -763,7 +763,7 @@
                 <w:sz w:val="19"/>
                 <w:szCs w:val="19"/>
               </w:rPr>
-              <w:t>Repository di riferimento</w:t>
+              <w:t>Classificazione</w:t>
             </w:r>
           </w:p>
         </w:tc>
@@ -794,7 +794,7 @@
                 <w:sz w:val="19"/>
                 <w:szCs w:val="19"/>
               </w:rPr>
-              <w:t>github.com/ACF-Dompe/Centralino</w:t>
+              <w:t>Uso interno</w:t>
             </w:r>
           </w:p>
         </w:tc>
@@ -833,6 +833,76 @@
                 <w:sz w:val="19"/>
                 <w:szCs w:val="19"/>
               </w:rPr>
+              <w:t>Repository di riferimento</w:t>
+            </w:r>
+          </w:p>
+        </w:tc>
+        <w:tc>
+          <w:tcPr>
+            <w:tcW w:w="6747" w:type="dxa"/>
+            <w:tcBorders>
+              <w:top w:val="single" w:sz="4" w:space="0" w:color="D9D9D9"/>
+              <w:left w:val="single" w:sz="4" w:space="0" w:color="D9D9D9"/>
+              <w:bottom w:val="single" w:sz="4" w:space="0" w:color="D9D9D9"/>
+              <w:right w:val="single" w:sz="4" w:space="0" w:color="D9D9D9"/>
+            </w:tcBorders>
+            <w:shd w:val="clear" w:color="auto" w:fill="FFFFFF"/>
+            <w:tcMar>
+              <w:top w:w="70" w:type="dxa"/>
+              <w:left w:w="110" w:type="dxa"/>
+              <w:bottom w:w="70" w:type="dxa"/>
+              <w:right w:w="110" w:type="dxa"/>
+            </w:tcMar>
+            <w:vAlign w:val="center"/>
+          </w:tcPr>
+          <w:p>
+            <w:pPr>
+              <w:spacing w:after="0" w:line="264" w:lineRule="auto"/>
+            </w:pPr>
+            <w:r>
+              <w:rPr>
+                <w:sz w:val="19"/>
+                <w:szCs w:val="19"/>
+              </w:rPr>
+              <w:t>github.com/ACF-Dompe/Centralino</w:t>
+            </w:r>
+          </w:p>
+        </w:tc>
+      </w:tr>
+      <w:tr>
+        <w:tblPrEx>
+          <w:tblCellMar>
+            <w:top w:w="0" w:type="dxa"/>
+            <w:bottom w:w="0" w:type="dxa"/>
+          </w:tblCellMar>
+        </w:tblPrEx>
+        <w:tc>
+          <w:tcPr>
+            <w:tcW w:w="2891" w:type="dxa"/>
+            <w:tcBorders>
+              <w:top w:val="single" w:sz="4" w:space="0" w:color="D9D9D9"/>
+              <w:left w:val="single" w:sz="4" w:space="0" w:color="D9D9D9"/>
+              <w:bottom w:val="single" w:sz="4" w:space="0" w:color="D9D9D9"/>
+              <w:right w:val="single" w:sz="4" w:space="0" w:color="D9D9D9"/>
+            </w:tcBorders>
+            <w:shd w:val="clear" w:color="auto" w:fill="F0F0F0"/>
+            <w:tcMar>
+              <w:top w:w="70" w:type="dxa"/>
+              <w:left w:w="110" w:type="dxa"/>
+              <w:bottom w:w="70" w:type="dxa"/>
+              <w:right w:w="110" w:type="dxa"/>
+            </w:tcMar>
+            <w:vAlign w:val="center"/>
+          </w:tcPr>
+          <w:p>
+            <w:pPr>
+              <w:spacing w:after="0" w:line="264" w:lineRule="auto"/>
+            </w:pPr>
+            <w:r>
+              <w:rPr>
+                <w:sz w:val="19"/>
+                <w:szCs w:val="19"/>
+              </w:rPr>
               <w:t>Revisione del codice</w:t>
             </w:r>
           </w:p>
@@ -846,7 +916,7 @@
               <w:bottom w:val="single" w:sz="4" w:space="0" w:color="D9D9D9"/>
               <w:right w:val="single" w:sz="4" w:space="0" w:color="D9D9D9"/>
             </w:tcBorders>
-            <w:shd w:val="clear" w:color="auto" w:fill="FFFFFF"/>
+            <w:shd w:val="clear" w:color="auto" w:fill="F0F0F0"/>
             <w:tcMar>
               <w:top w:w="70" w:type="dxa"/>
               <w:left w:w="110" w:type="dxa"/>
@@ -896,7 +966,7 @@
     <w:sdt>
       <w:sdtPr>
         <w:alias w:val="Indice"/>
-        <w:id w:val="841277952"/>
+        <w:id w:val="716474295"/>
       </w:sdtPr>
       <w:sdtContent>
         <w:p>
@@ -918,7 +988,7 @@
           <w:r>
             <w:fldChar w:fldCharType="separate"/>
           </w:r>
-          <w:hyperlink w:anchor="_Toc240987734" w:history="1">
+          <w:hyperlink w:anchor="_Toc241222328" w:history="1">
             <w:r>
               <w:rPr>
                 <w:rStyle w:val="Collegamentoipertestuale"/>
@@ -942,7 +1012,7 @@
               <w:rPr>
                 <w:noProof/>
               </w:rPr>
-              <w:instrText xml:space="preserve"> PAGEREF _Toc240987734 \h </w:instrText>
+              <w:instrText xml:space="preserve"> PAGEREF _Toc241222328 \h </w:instrText>
             </w:r>
             <w:r>
               <w:rPr>
@@ -979,7 +1049,7 @@
               <w:noProof/>
             </w:rPr>
           </w:pPr>
-          <w:hyperlink w:anchor="_Toc240987735" w:history="1">
+          <w:hyperlink w:anchor="_Toc241222329" w:history="1">
             <w:r>
               <w:rPr>
                 <w:rStyle w:val="Collegamentoipertestuale"/>
@@ -1003,7 +1073,7 @@
               <w:rPr>
                 <w:noProof/>
               </w:rPr>
-              <w:instrText xml:space="preserve"> PAGEREF _Toc240987735 \h </w:instrText>
+              <w:instrText xml:space="preserve"> PAGEREF _Toc241222329 \h </w:instrText>
             </w:r>
             <w:r>
               <w:rPr>
@@ -1040,7 +1110,7 @@
               <w:noProof/>
             </w:rPr>
           </w:pPr>
-          <w:hyperlink w:anchor="_Toc240987736" w:history="1">
+          <w:hyperlink w:anchor="_Toc241222330" w:history="1">
             <w:r>
               <w:rPr>
                 <w:rStyle w:val="Collegamentoipertestuale"/>
@@ -1064,7 +1134,7 @@
               <w:rPr>
                 <w:noProof/>
               </w:rPr>
-              <w:instrText xml:space="preserve"> PAGEREF _Toc240987736 \h </w:instrText>
+              <w:instrText xml:space="preserve"> PAGEREF _Toc241222330 \h </w:instrText>
             </w:r>
             <w:r>
               <w:rPr>
@@ -1101,7 +1171,7 @@
               <w:noProof/>
             </w:rPr>
           </w:pPr>
-          <w:hyperlink w:anchor="_Toc240987737" w:history="1">
+          <w:hyperlink w:anchor="_Toc241222331" w:history="1">
             <w:r>
               <w:rPr>
                 <w:rStyle w:val="Collegamentoipertestuale"/>
@@ -1125,7 +1195,7 @@
               <w:rPr>
                 <w:noProof/>
               </w:rPr>
-              <w:instrText xml:space="preserve"> PAGEREF _Toc240987737 \h </w:instrText>
+              <w:instrText xml:space="preserve"> PAGEREF _Toc241222331 \h </w:instrText>
             </w:r>
             <w:r>
               <w:rPr>
@@ -1162,7 +1232,7 @@
               <w:noProof/>
             </w:rPr>
           </w:pPr>
-          <w:hyperlink w:anchor="_Toc240987738" w:history="1">
+          <w:hyperlink w:anchor="_Toc241222332" w:history="1">
             <w:r>
               <w:rPr>
                 <w:rStyle w:val="Collegamentoipertestuale"/>
@@ -1186,7 +1256,7 @@
               <w:rPr>
                 <w:noProof/>
               </w:rPr>
-              <w:instrText xml:space="preserve"> PAGEREF _Toc240987738 \h </w:instrText>
+              <w:instrText xml:space="preserve"> PAGEREF _Toc241222332 \h </w:instrText>
             </w:r>
             <w:r>
               <w:rPr>
@@ -1223,7 +1293,7 @@
               <w:noProof/>
             </w:rPr>
           </w:pPr>
-          <w:hyperlink w:anchor="_Toc240987739" w:history="1">
+          <w:hyperlink w:anchor="_Toc241222333" w:history="1">
             <w:r>
               <w:rPr>
                 <w:rStyle w:val="Collegamentoipertestuale"/>
@@ -1247,7 +1317,7 @@
               <w:rPr>
                 <w:noProof/>
               </w:rPr>
-              <w:instrText xml:space="preserve"> PAGEREF _Toc240987739 \h </w:instrText>
+              <w:instrText xml:space="preserve"> PAGEREF _Toc241222333 \h </w:instrText>
             </w:r>
             <w:r>
               <w:rPr>
@@ -1284,7 +1354,7 @@
               <w:noProof/>
             </w:rPr>
           </w:pPr>
-          <w:hyperlink w:anchor="_Toc240987740" w:history="1">
+          <w:hyperlink w:anchor="_Toc241222334" w:history="1">
             <w:r>
               <w:rPr>
                 <w:rStyle w:val="Collegamentoipertestuale"/>
@@ -1308,7 +1378,7 @@
               <w:rPr>
                 <w:noProof/>
               </w:rPr>
-              <w:instrText xml:space="preserve"> PAGEREF _Toc240987740 \h </w:instrText>
+              <w:instrText xml:space="preserve"> PAGEREF _Toc241222334 \h </w:instrText>
             </w:r>
             <w:r>
               <w:rPr>
@@ -1345,7 +1415,7 @@
               <w:noProof/>
             </w:rPr>
           </w:pPr>
-          <w:hyperlink w:anchor="_Toc240987741" w:history="1">
+          <w:hyperlink w:anchor="_Toc241222335" w:history="1">
             <w:r>
               <w:rPr>
                 <w:rStyle w:val="Collegamentoipertestuale"/>
@@ -1369,7 +1439,7 @@
               <w:rPr>
                 <w:noProof/>
               </w:rPr>
-              <w:instrText xml:space="preserve"> PAGEREF _Toc240987741 \h </w:instrText>
+              <w:instrText xml:space="preserve"> PAGEREF _Toc241222335 \h </w:instrText>
             </w:r>
             <w:r>
               <w:rPr>
@@ -1406,7 +1476,7 @@
               <w:noProof/>
             </w:rPr>
           </w:pPr>
-          <w:hyperlink w:anchor="_Toc240987742" w:history="1">
+          <w:hyperlink w:anchor="_Toc241222336" w:history="1">
             <w:r>
               <w:rPr>
                 <w:rStyle w:val="Collegamentoipertestuale"/>
@@ -1430,7 +1500,7 @@
               <w:rPr>
                 <w:noProof/>
               </w:rPr>
-              <w:instrText xml:space="preserve"> PAGEREF _Toc240987742 \h </w:instrText>
+              <w:instrText xml:space="preserve"> PAGEREF _Toc241222336 \h </w:instrText>
             </w:r>
             <w:r>
               <w:rPr>
@@ -1467,7 +1537,7 @@
               <w:noProof/>
             </w:rPr>
           </w:pPr>
-          <w:hyperlink w:anchor="_Toc240987743" w:history="1">
+          <w:hyperlink w:anchor="_Toc241222337" w:history="1">
             <w:r>
               <w:rPr>
                 <w:rStyle w:val="Collegamentoipertestuale"/>
@@ -1491,7 +1561,7 @@
               <w:rPr>
                 <w:noProof/>
               </w:rPr>
-              <w:instrText xml:space="preserve"> PAGEREF _Toc240987743 \h </w:instrText>
+              <w:instrText xml:space="preserve"> PAGEREF _Toc241222337 \h </w:instrText>
             </w:r>
             <w:r>
               <w:rPr>
@@ -1528,7 +1598,7 @@
               <w:noProof/>
             </w:rPr>
           </w:pPr>
-          <w:hyperlink w:anchor="_Toc240987744" w:history="1">
+          <w:hyperlink w:anchor="_Toc241222338" w:history="1">
             <w:r>
               <w:rPr>
                 <w:rStyle w:val="Collegamentoipertestuale"/>
@@ -1552,7 +1622,7 @@
               <w:rPr>
                 <w:noProof/>
               </w:rPr>
-              <w:instrText xml:space="preserve"> PAGEREF _Toc240987744 \h </w:instrText>
+              <w:instrText xml:space="preserve"> PAGEREF _Toc241222338 \h </w:instrText>
             </w:r>
             <w:r>
               <w:rPr>
@@ -1589,7 +1659,7 @@
               <w:noProof/>
             </w:rPr>
           </w:pPr>
-          <w:hyperlink w:anchor="_Toc240987745" w:history="1">
+          <w:hyperlink w:anchor="_Toc241222339" w:history="1">
             <w:r>
               <w:rPr>
                 <w:rStyle w:val="Collegamentoipertestuale"/>
@@ -1613,7 +1683,7 @@
               <w:rPr>
                 <w:noProof/>
               </w:rPr>
-              <w:instrText xml:space="preserve"> PAGEREF _Toc240987745 \h </w:instrText>
+              <w:instrText xml:space="preserve"> PAGEREF _Toc241222339 \h </w:instrText>
             </w:r>
             <w:r>
               <w:rPr>
@@ -1650,7 +1720,7 @@
               <w:noProof/>
             </w:rPr>
           </w:pPr>
-          <w:hyperlink w:anchor="_Toc240987746" w:history="1">
+          <w:hyperlink w:anchor="_Toc241222340" w:history="1">
             <w:r>
               <w:rPr>
                 <w:rStyle w:val="Collegamentoipertestuale"/>
@@ -1674,7 +1744,7 @@
               <w:rPr>
                 <w:noProof/>
               </w:rPr>
-              <w:instrText xml:space="preserve"> PAGEREF _Toc240987746 \h </w:instrText>
+              <w:instrText xml:space="preserve"> PAGEREF _Toc241222340 \h </w:instrText>
             </w:r>
             <w:r>
               <w:rPr>
@@ -1711,7 +1781,7 @@
               <w:noProof/>
             </w:rPr>
           </w:pPr>
-          <w:hyperlink w:anchor="_Toc240987747" w:history="1">
+          <w:hyperlink w:anchor="_Toc241222341" w:history="1">
             <w:r>
               <w:rPr>
                 <w:rStyle w:val="Collegamentoipertestuale"/>
@@ -1735,7 +1805,7 @@
               <w:rPr>
                 <w:noProof/>
               </w:rPr>
-              <w:instrText xml:space="preserve"> PAGEREF _Toc240987747 \h </w:instrText>
+              <w:instrText xml:space="preserve"> PAGEREF _Toc241222341 \h </w:instrText>
             </w:r>
             <w:r>
               <w:rPr>
@@ -1772,7 +1842,7 @@
               <w:noProof/>
             </w:rPr>
           </w:pPr>
-          <w:hyperlink w:anchor="_Toc240987748" w:history="1">
+          <w:hyperlink w:anchor="_Toc241222342" w:history="1">
             <w:r>
               <w:rPr>
                 <w:rStyle w:val="Collegamentoipertestuale"/>
@@ -1796,7 +1866,7 @@
               <w:rPr>
                 <w:noProof/>
               </w:rPr>
-              <w:instrText xml:space="preserve"> PAGEREF _Toc240987748 \h </w:instrText>
+              <w:instrText xml:space="preserve"> PAGEREF _Toc241222342 \h </w:instrText>
             </w:r>
             <w:r>
               <w:rPr>
@@ -1833,7 +1903,7 @@
               <w:noProof/>
             </w:rPr>
           </w:pPr>
-          <w:hyperlink w:anchor="_Toc240987749" w:history="1">
+          <w:hyperlink w:anchor="_Toc241222343" w:history="1">
             <w:r>
               <w:rPr>
                 <w:rStyle w:val="Collegamentoipertestuale"/>
@@ -1857,7 +1927,7 @@
               <w:rPr>
                 <w:noProof/>
               </w:rPr>
-              <w:instrText xml:space="preserve"> PAGEREF _Toc240987749 \h </w:instrText>
+              <w:instrText xml:space="preserve"> PAGEREF _Toc241222343 \h </w:instrText>
             </w:r>
             <w:r>
               <w:rPr>
@@ -1894,7 +1964,7 @@
               <w:noProof/>
             </w:rPr>
           </w:pPr>
-          <w:hyperlink w:anchor="_Toc240987750" w:history="1">
+          <w:hyperlink w:anchor="_Toc241222344" w:history="1">
             <w:r>
               <w:rPr>
                 <w:rStyle w:val="Collegamentoipertestuale"/>
@@ -1918,7 +1988,7 @@
               <w:rPr>
                 <w:noProof/>
               </w:rPr>
-              <w:instrText xml:space="preserve"> PAGEREF _Toc240987750 \h </w:instrText>
+              <w:instrText xml:space="preserve"> PAGEREF _Toc241222344 \h </w:instrText>
             </w:r>
             <w:r>
               <w:rPr>
@@ -1955,7 +2025,7 @@
               <w:noProof/>
             </w:rPr>
           </w:pPr>
-          <w:hyperlink w:anchor="_Toc240987751" w:history="1">
+          <w:hyperlink w:anchor="_Toc241222345" w:history="1">
             <w:r>
               <w:rPr>
                 <w:rStyle w:val="Collegamentoipertestuale"/>
@@ -1979,7 +2049,7 @@
               <w:rPr>
                 <w:noProof/>
               </w:rPr>
-              <w:instrText xml:space="preserve"> PAGEREF _Toc240987751 \h </w:instrText>
+              <w:instrText xml:space="preserve"> PAGEREF _Toc241222345 \h </w:instrText>
             </w:r>
             <w:r>
               <w:rPr>
@@ -2016,7 +2086,7 @@
               <w:noProof/>
             </w:rPr>
           </w:pPr>
-          <w:hyperlink w:anchor="_Toc240987752" w:history="1">
+          <w:hyperlink w:anchor="_Toc241222346" w:history="1">
             <w:r>
               <w:rPr>
                 <w:rStyle w:val="Collegamentoipertestuale"/>
@@ -2040,7 +2110,7 @@
               <w:rPr>
                 <w:noProof/>
               </w:rPr>
-              <w:instrText xml:space="preserve"> PAGEREF _Toc240987752 \h </w:instrText>
+              <w:instrText xml:space="preserve"> PAGEREF _Toc241222346 \h </w:instrText>
             </w:r>
             <w:r>
               <w:rPr>
@@ -2077,7 +2147,7 @@
               <w:noProof/>
             </w:rPr>
           </w:pPr>
-          <w:hyperlink w:anchor="_Toc240987753" w:history="1">
+          <w:hyperlink w:anchor="_Toc241222347" w:history="1">
             <w:r>
               <w:rPr>
                 <w:rStyle w:val="Collegamentoipertestuale"/>
@@ -2101,7 +2171,7 @@
               <w:rPr>
                 <w:noProof/>
               </w:rPr>
-              <w:instrText xml:space="preserve"> PAGEREF _Toc240987753 \h </w:instrText>
+              <w:instrText xml:space="preserve"> PAGEREF _Toc241222347 \h </w:instrText>
             </w:r>
             <w:r>
               <w:rPr>
@@ -2138,7 +2208,7 @@
               <w:noProof/>
             </w:rPr>
           </w:pPr>
-          <w:hyperlink w:anchor="_Toc240987754" w:history="1">
+          <w:hyperlink w:anchor="_Toc241222348" w:history="1">
             <w:r>
               <w:rPr>
                 <w:rStyle w:val="Collegamentoipertestuale"/>
@@ -2162,7 +2232,7 @@
               <w:rPr>
                 <w:noProof/>
               </w:rPr>
-              <w:instrText xml:space="preserve"> PAGEREF _Toc240987754 \h </w:instrText>
+              <w:instrText xml:space="preserve"> PAGEREF _Toc241222348 \h </w:instrText>
             </w:r>
             <w:r>
               <w:rPr>
@@ -2199,7 +2269,7 @@
               <w:noProof/>
             </w:rPr>
           </w:pPr>
-          <w:hyperlink w:anchor="_Toc240987755" w:history="1">
+          <w:hyperlink w:anchor="_Toc241222349" w:history="1">
             <w:r>
               <w:rPr>
                 <w:rStyle w:val="Collegamentoipertestuale"/>
@@ -2223,7 +2293,7 @@
               <w:rPr>
                 <w:noProof/>
               </w:rPr>
-              <w:instrText xml:space="preserve"> PAGEREF _Toc240987755 \h </w:instrText>
+              <w:instrText xml:space="preserve"> PAGEREF _Toc241222349 \h </w:instrText>
             </w:r>
             <w:r>
               <w:rPr>
@@ -2260,7 +2330,7 @@
               <w:noProof/>
             </w:rPr>
           </w:pPr>
-          <w:hyperlink w:anchor="_Toc240987756" w:history="1">
+          <w:hyperlink w:anchor="_Toc241222350" w:history="1">
             <w:r>
               <w:rPr>
                 <w:rStyle w:val="Collegamentoipertestuale"/>
@@ -2284,7 +2354,7 @@
               <w:rPr>
                 <w:noProof/>
               </w:rPr>
-              <w:instrText xml:space="preserve"> PAGEREF _Toc240987756 \h </w:instrText>
+              <w:instrText xml:space="preserve"> PAGEREF _Toc241222350 \h </w:instrText>
             </w:r>
             <w:r>
               <w:rPr>
@@ -2321,7 +2391,7 @@
               <w:noProof/>
             </w:rPr>
           </w:pPr>
-          <w:hyperlink w:anchor="_Toc240987757" w:history="1">
+          <w:hyperlink w:anchor="_Toc241222351" w:history="1">
             <w:r>
               <w:rPr>
                 <w:rStyle w:val="Collegamentoipertestuale"/>
@@ -2345,7 +2415,7 @@
               <w:rPr>
                 <w:noProof/>
               </w:rPr>
-              <w:instrText xml:space="preserve"> PAGEREF _Toc240987757 \h </w:instrText>
+              <w:instrText xml:space="preserve"> PAGEREF _Toc241222351 \h </w:instrText>
             </w:r>
             <w:r>
               <w:rPr>
@@ -2382,7 +2452,7 @@
               <w:noProof/>
             </w:rPr>
           </w:pPr>
-          <w:hyperlink w:anchor="_Toc240987758" w:history="1">
+          <w:hyperlink w:anchor="_Toc241222352" w:history="1">
             <w:r>
               <w:rPr>
                 <w:rStyle w:val="Collegamentoipertestuale"/>
@@ -2406,7 +2476,7 @@
               <w:rPr>
                 <w:noProof/>
               </w:rPr>
-              <w:instrText xml:space="preserve"> PAGEREF _Toc240987758 \h </w:instrText>
+              <w:instrText xml:space="preserve"> PAGEREF _Toc241222352 \h </w:instrText>
             </w:r>
             <w:r>
               <w:rPr>
@@ -2443,7 +2513,7 @@
               <w:noProof/>
             </w:rPr>
           </w:pPr>
-          <w:hyperlink w:anchor="_Toc240987759" w:history="1">
+          <w:hyperlink w:anchor="_Toc241222353" w:history="1">
             <w:r>
               <w:rPr>
                 <w:rStyle w:val="Collegamentoipertestuale"/>
@@ -2467,7 +2537,7 @@
               <w:rPr>
                 <w:noProof/>
               </w:rPr>
-              <w:instrText xml:space="preserve"> PAGEREF _Toc240987759 \h </w:instrText>
+              <w:instrText xml:space="preserve"> PAGEREF _Toc241222353 \h </w:instrText>
             </w:r>
             <w:r>
               <w:rPr>
@@ -2511,7 +2581,7 @@
         </w:pBdr>
         <w:spacing w:after="220"/>
       </w:pPr>
-      <w:bookmarkStart w:id="0" w:name="_Toc240987734"/>
+      <w:bookmarkStart w:id="0" w:name="_Toc241222328"/>
       <w:r>
         <w:rPr>
           <w:color w:val="DC3230"/>
@@ -2583,7 +2653,7 @@
         <w:keepNext/>
         <w:spacing w:before="340" w:after="130"/>
       </w:pPr>
-      <w:bookmarkStart w:id="1" w:name="_Toc240987735"/>
+      <w:bookmarkStart w:id="1" w:name="_Toc241222329"/>
       <w:r>
         <w:rPr>
           <w:color w:val="DC3230"/>
@@ -2610,7 +2680,7 @@
           <w:left w:w="10" w:type="dxa"/>
           <w:right w:w="10" w:type="dxa"/>
         </w:tblCellMar>
-        <w:tblLook w:val="0000" w:firstRow="0" w:lastRow="0" w:firstColumn="0" w:lastColumn="0" w:noHBand="0" w:noVBand="0"/>
+        <w:tblLook w:val="04A0" w:firstRow="1" w:lastRow="0" w:firstColumn="1" w:lastColumn="0" w:noHBand="0" w:noVBand="1"/>
       </w:tblPr>
       <w:tblGrid>
         <w:gridCol w:w="2891"/>
@@ -3404,7 +3474,7 @@
         <w:keepNext/>
         <w:spacing w:before="340" w:after="130"/>
       </w:pPr>
-      <w:bookmarkStart w:id="2" w:name="_Toc240987736"/>
+      <w:bookmarkStart w:id="2" w:name="_Toc241222330"/>
       <w:r>
         <w:rPr>
           <w:color w:val="DC3230"/>
@@ -3415,6 +3485,59 @@
         <w:t>Aprire il pannello</w:t>
       </w:r>
       <w:bookmarkEnd w:id="2"/>
+    </w:p>
+    <w:p>
+      <w:r>
+        <w:t xml:space="preserve">Il portale è su </w:t>
+      </w:r>
+      <w:r>
+        <w:rPr>
+          <w:rFonts w:ascii="Consolas" w:eastAsia="Consolas" w:hAnsi="Consolas" w:cs="Consolas"/>
+          <w:b/>
+          <w:bCs/>
+          <w:color w:val="0A5D65"/>
+          <w:sz w:val="19"/>
+          <w:szCs w:val="19"/>
+        </w:rPr>
+        <w:t>https://guestportal.dompe.com</w:t>
+      </w:r>
+      <w:r>
+        <w:t xml:space="preserve">, raggiungibile dalla rete aziendale o in VPN. Gli ambienti di collaudo e sviluppo sono </w:t>
+      </w:r>
+      <w:r>
+        <w:rPr>
+          <w:rFonts w:ascii="Consolas" w:eastAsia="Consolas" w:hAnsi="Consolas" w:cs="Consolas"/>
+          <w:color w:val="0A5D65"/>
+          <w:sz w:val="19"/>
+          <w:szCs w:val="19"/>
+        </w:rPr>
+        <w:t>https://guestportal-stg.dompe.com</w:t>
+      </w:r>
+      <w:r>
+        <w:t xml:space="preserve"> e </w:t>
+      </w:r>
+      <w:r>
+        <w:rPr>
+          <w:rFonts w:ascii="Consolas" w:eastAsia="Consolas" w:hAnsi="Consolas" w:cs="Consolas"/>
+          <w:color w:val="0A5D65"/>
+          <w:sz w:val="19"/>
+          <w:szCs w:val="19"/>
+        </w:rPr>
+        <w:t>https://guestportal-dev.dompe.com</w:t>
+      </w:r>
+      <w:r>
+        <w:t xml:space="preserve">: </w:t>
+      </w:r>
+      <w:r>
+        <w:rPr>
+          <w:b/>
+          <w:bCs/>
+        </w:rPr>
+        <w:t>verifica sempre su quale stai lavorando</w:t>
+      </w:r>
+      <w:r>
+        <w:t xml:space="preserve"> prima di modificare un profilo.</w:t>
+      </w:r>
     </w:p>
     <w:p>
       <w:r>
@@ -3467,7 +3590,7 @@
         <w:keepNext/>
         <w:spacing w:before="340" w:after="130"/>
       </w:pPr>
-      <w:bookmarkStart w:id="3" w:name="_Toc240987737"/>
+      <w:bookmarkStart w:id="3" w:name="_Toc241222331"/>
       <w:r>
         <w:rPr>
           <w:color w:val="DC3230"/>
@@ -3489,7 +3612,7 @@
           <w:left w:w="10" w:type="dxa"/>
           <w:right w:w="10" w:type="dxa"/>
         </w:tblCellMar>
-        <w:tblLook w:val="0000" w:firstRow="0" w:lastRow="0" w:firstColumn="0" w:lastColumn="0" w:noHBand="0" w:noVBand="0"/>
+        <w:tblLook w:val="04A0" w:firstRow="1" w:lastRow="0" w:firstColumn="1" w:lastColumn="0" w:noHBand="0" w:noVBand="1"/>
       </w:tblPr>
       <w:tblGrid>
         <w:gridCol w:w="9638"/>
@@ -3630,7 +3753,7 @@
         </w:pBdr>
         <w:spacing w:after="220"/>
       </w:pPr>
-      <w:bookmarkStart w:id="4" w:name="_Toc240987738"/>
+      <w:bookmarkStart w:id="4" w:name="_Toc241222332"/>
       <w:r>
         <w:rPr>
           <w:color w:val="DC3230"/>
@@ -3653,10 +3776,10 @@
           <w:noProof/>
         </w:rPr>
         <w:drawing>
-          <wp:inline distT="0" distB="0" distL="0" distR="0" wp14:anchorId="20642308" wp14:editId="3CA0B79B">
+          <wp:inline distT="0" distB="0" distL="0" distR="0" wp14:anchorId="04BD310C" wp14:editId="690F45DD">
             <wp:extent cx="6096000" cy="2590800"/>
             <wp:effectExtent l="0" t="0" r="0" b="0"/>
-            <wp:docPr id="2132064528" name="Immagine 2132064528"/>
+            <wp:docPr id="661665396" name="Immagine 661665396"/>
             <wp:cNvGraphicFramePr>
               <a:graphicFrameLocks xmlns:a="http://schemas.openxmlformats.org/drawingml/2006/main" noChangeAspect="1"/>
             </wp:cNvGraphicFramePr>
@@ -3733,7 +3856,7 @@
           <w:left w:w="10" w:type="dxa"/>
           <w:right w:w="10" w:type="dxa"/>
         </w:tblCellMar>
-        <w:tblLook w:val="0000" w:firstRow="0" w:lastRow="0" w:firstColumn="0" w:lastColumn="0" w:noHBand="0" w:noVBand="0"/>
+        <w:tblLook w:val="04A0" w:firstRow="1" w:lastRow="0" w:firstColumn="1" w:lastColumn="0" w:noHBand="0" w:noVBand="1"/>
       </w:tblPr>
       <w:tblGrid>
         <w:gridCol w:w="675"/>
@@ -4192,7 +4315,7 @@
         <w:keepNext/>
         <w:spacing w:before="340" w:after="130"/>
       </w:pPr>
-      <w:bookmarkStart w:id="5" w:name="_Toc240987739"/>
+      <w:bookmarkStart w:id="5" w:name="_Toc241222333"/>
       <w:r>
         <w:rPr>
           <w:color w:val="DC3230"/>
@@ -4239,7 +4362,7 @@
           <w:left w:w="10" w:type="dxa"/>
           <w:right w:w="10" w:type="dxa"/>
         </w:tblCellMar>
-        <w:tblLook w:val="0000" w:firstRow="0" w:lastRow="0" w:firstColumn="0" w:lastColumn="0" w:noHBand="0" w:noVBand="0"/>
+        <w:tblLook w:val="04A0" w:firstRow="1" w:lastRow="0" w:firstColumn="1" w:lastColumn="0" w:noHBand="0" w:noVBand="1"/>
       </w:tblPr>
       <w:tblGrid>
         <w:gridCol w:w="9638"/>
@@ -4298,7 +4421,7 @@
         <w:keepNext/>
         <w:spacing w:before="340" w:after="130"/>
       </w:pPr>
-      <w:bookmarkStart w:id="6" w:name="_Toc240987740"/>
+      <w:bookmarkStart w:id="6" w:name="_Toc241222334"/>
       <w:r>
         <w:rPr>
           <w:color w:val="DC3230"/>
@@ -4490,7 +4613,7 @@
         <w:keepNext/>
         <w:spacing w:before="340" w:after="130"/>
       </w:pPr>
-      <w:bookmarkStart w:id="7" w:name="_Toc240987741"/>
+      <w:bookmarkStart w:id="7" w:name="_Toc241222335"/>
       <w:r>
         <w:rPr>
           <w:color w:val="DC3230"/>
@@ -4517,7 +4640,7 @@
           <w:left w:w="10" w:type="dxa"/>
           <w:right w:w="10" w:type="dxa"/>
         </w:tblCellMar>
-        <w:tblLook w:val="0000" w:firstRow="0" w:lastRow="0" w:firstColumn="0" w:lastColumn="0" w:noHBand="0" w:noVBand="0"/>
+        <w:tblLook w:val="04A0" w:firstRow="1" w:lastRow="0" w:firstColumn="1" w:lastColumn="0" w:noHBand="0" w:noVBand="1"/>
       </w:tblPr>
       <w:tblGrid>
         <w:gridCol w:w="1928"/>
@@ -4987,7 +5110,7 @@
         <w:keepNext/>
         <w:spacing w:before="340" w:after="130"/>
       </w:pPr>
-      <w:bookmarkStart w:id="8" w:name="_Toc240987742"/>
+      <w:bookmarkStart w:id="8" w:name="_Toc241222336"/>
       <w:r>
         <w:rPr>
           <w:color w:val="DC3230"/>
@@ -5078,7 +5201,7 @@
         <w:keepNext/>
         <w:spacing w:before="340" w:after="130"/>
       </w:pPr>
-      <w:bookmarkStart w:id="9" w:name="_Toc240987743"/>
+      <w:bookmarkStart w:id="9" w:name="_Toc241222337"/>
       <w:r>
         <w:rPr>
           <w:color w:val="DC3230"/>
@@ -5105,7 +5228,7 @@
           <w:left w:w="10" w:type="dxa"/>
           <w:right w:w="10" w:type="dxa"/>
         </w:tblCellMar>
-        <w:tblLook w:val="0000" w:firstRow="0" w:lastRow="0" w:firstColumn="0" w:lastColumn="0" w:noHBand="0" w:noVBand="0"/>
+        <w:tblLook w:val="04A0" w:firstRow="1" w:lastRow="0" w:firstColumn="1" w:lastColumn="0" w:noHBand="0" w:noVBand="1"/>
       </w:tblPr>
       <w:tblGrid>
         <w:gridCol w:w="2506"/>
@@ -5588,7 +5711,7 @@
           <w:left w:w="10" w:type="dxa"/>
           <w:right w:w="10" w:type="dxa"/>
         </w:tblCellMar>
-        <w:tblLook w:val="0000" w:firstRow="0" w:lastRow="0" w:firstColumn="0" w:lastColumn="0" w:noHBand="0" w:noVBand="0"/>
+        <w:tblLook w:val="04A0" w:firstRow="1" w:lastRow="0" w:firstColumn="1" w:lastColumn="0" w:noHBand="0" w:noVBand="1"/>
       </w:tblPr>
       <w:tblGrid>
         <w:gridCol w:w="9638"/>
@@ -5679,7 +5802,7 @@
         <w:keepNext/>
         <w:spacing w:before="340" w:after="130"/>
       </w:pPr>
-      <w:bookmarkStart w:id="10" w:name="_Toc240987744"/>
+      <w:bookmarkStart w:id="10" w:name="_Toc241222338"/>
       <w:r>
         <w:rPr>
           <w:color w:val="DC3230"/>
@@ -5764,7 +5887,7 @@
         </w:pBdr>
         <w:spacing w:after="220"/>
       </w:pPr>
-      <w:bookmarkStart w:id="11" w:name="_Toc240987745"/>
+      <w:bookmarkStart w:id="11" w:name="_Toc241222339"/>
       <w:r>
         <w:rPr>
           <w:color w:val="DC3230"/>
@@ -5787,10 +5910,10 @@
           <w:noProof/>
         </w:rPr>
         <w:drawing>
-          <wp:inline distT="0" distB="0" distL="0" distR="0" wp14:anchorId="7CB09D02" wp14:editId="1E843E8E">
+          <wp:inline distT="0" distB="0" distL="0" distR="0" wp14:anchorId="09F82B72" wp14:editId="10A76712">
             <wp:extent cx="6096000" cy="2390775"/>
             <wp:effectExtent l="0" t="0" r="0" b="0"/>
-            <wp:docPr id="1870859325" name="Immagine 1870859325"/>
+            <wp:docPr id="1062088642" name="Immagine 1062088642"/>
             <wp:cNvGraphicFramePr>
               <a:graphicFrameLocks xmlns:a="http://schemas.openxmlformats.org/drawingml/2006/main" noChangeAspect="1"/>
             </wp:cNvGraphicFramePr>
@@ -5867,7 +5990,7 @@
           <w:left w:w="10" w:type="dxa"/>
           <w:right w:w="10" w:type="dxa"/>
         </w:tblCellMar>
-        <w:tblLook w:val="0000" w:firstRow="0" w:lastRow="0" w:firstColumn="0" w:lastColumn="0" w:noHBand="0" w:noVBand="0"/>
+        <w:tblLook w:val="04A0" w:firstRow="1" w:lastRow="0" w:firstColumn="1" w:lastColumn="0" w:noHBand="0" w:noVBand="1"/>
       </w:tblPr>
       <w:tblGrid>
         <w:gridCol w:w="675"/>
@@ -6317,7 +6440,7 @@
         <w:keepNext/>
         <w:spacing w:before="340" w:after="130"/>
       </w:pPr>
-      <w:bookmarkStart w:id="12" w:name="_Toc240987746"/>
+      <w:bookmarkStart w:id="12" w:name="_Toc241222340"/>
       <w:r>
         <w:rPr>
           <w:color w:val="DC3230"/>
@@ -6349,7 +6472,7 @@
           <w:left w:w="10" w:type="dxa"/>
           <w:right w:w="10" w:type="dxa"/>
         </w:tblCellMar>
-        <w:tblLook w:val="0000" w:firstRow="0" w:lastRow="0" w:firstColumn="0" w:lastColumn="0" w:noHBand="0" w:noVBand="0"/>
+        <w:tblLook w:val="04A0" w:firstRow="1" w:lastRow="0" w:firstColumn="1" w:lastColumn="0" w:noHBand="0" w:noVBand="1"/>
       </w:tblPr>
       <w:tblGrid>
         <w:gridCol w:w="2120"/>
@@ -6819,7 +6942,7 @@
         <w:keepNext/>
         <w:spacing w:before="340" w:after="130"/>
       </w:pPr>
-      <w:bookmarkStart w:id="13" w:name="_Toc240987747"/>
+      <w:bookmarkStart w:id="13" w:name="_Toc241222341"/>
       <w:r>
         <w:rPr>
           <w:color w:val="DC3230"/>
@@ -7020,7 +7143,7 @@
           <w:left w:w="10" w:type="dxa"/>
           <w:right w:w="10" w:type="dxa"/>
         </w:tblCellMar>
-        <w:tblLook w:val="0000" w:firstRow="0" w:lastRow="0" w:firstColumn="0" w:lastColumn="0" w:noHBand="0" w:noVBand="0"/>
+        <w:tblLook w:val="04A0" w:firstRow="1" w:lastRow="0" w:firstColumn="1" w:lastColumn="0" w:noHBand="0" w:noVBand="1"/>
       </w:tblPr>
       <w:tblGrid>
         <w:gridCol w:w="9638"/>
@@ -7095,7 +7218,7 @@
         <w:keepNext/>
         <w:spacing w:before="340" w:after="130"/>
       </w:pPr>
-      <w:bookmarkStart w:id="14" w:name="_Toc240987748"/>
+      <w:bookmarkStart w:id="14" w:name="_Toc241222342"/>
       <w:r>
         <w:rPr>
           <w:color w:val="DC3230"/>
@@ -7160,7 +7283,7 @@
         <w:keepNext/>
         <w:spacing w:before="340" w:after="130"/>
       </w:pPr>
-      <w:bookmarkStart w:id="15" w:name="_Toc240987749"/>
+      <w:bookmarkStart w:id="15" w:name="_Toc241222343"/>
       <w:r>
         <w:rPr>
           <w:color w:val="DC3230"/>
@@ -7202,7 +7325,7 @@
           <w:left w:w="10" w:type="dxa"/>
           <w:right w:w="10" w:type="dxa"/>
         </w:tblCellMar>
-        <w:tblLook w:val="0000" w:firstRow="0" w:lastRow="0" w:firstColumn="0" w:lastColumn="0" w:noHBand="0" w:noVBand="0"/>
+        <w:tblLook w:val="04A0" w:firstRow="1" w:lastRow="0" w:firstColumn="1" w:lastColumn="0" w:noHBand="0" w:noVBand="1"/>
       </w:tblPr>
       <w:tblGrid>
         <w:gridCol w:w="2313"/>
@@ -8067,7 +8190,7 @@
         <w:keepNext/>
         <w:spacing w:before="340" w:after="130"/>
       </w:pPr>
-      <w:bookmarkStart w:id="16" w:name="_Toc240987750"/>
+      <w:bookmarkStart w:id="16" w:name="_Toc241222344"/>
       <w:r>
         <w:rPr>
           <w:color w:val="DC3230"/>
@@ -8160,7 +8283,7 @@
         </w:pBdr>
         <w:spacing w:after="220"/>
       </w:pPr>
-      <w:bookmarkStart w:id="17" w:name="_Toc240987751"/>
+      <w:bookmarkStart w:id="17" w:name="_Toc241222345"/>
       <w:r>
         <w:rPr>
           <w:color w:val="DC3230"/>
@@ -8223,7 +8346,7 @@
           <w:left w:w="10" w:type="dxa"/>
           <w:right w:w="10" w:type="dxa"/>
         </w:tblCellMar>
-        <w:tblLook w:val="0000" w:firstRow="0" w:lastRow="0" w:firstColumn="0" w:lastColumn="0" w:noHBand="0" w:noVBand="0"/>
+        <w:tblLook w:val="04A0" w:firstRow="1" w:lastRow="0" w:firstColumn="1" w:lastColumn="0" w:noHBand="0" w:noVBand="1"/>
       </w:tblPr>
       <w:tblGrid>
         <w:gridCol w:w="3277"/>
@@ -9006,7 +9129,7 @@
         </w:pBdr>
         <w:spacing w:after="220"/>
       </w:pPr>
-      <w:bookmarkStart w:id="18" w:name="_Toc240987752"/>
+      <w:bookmarkStart w:id="18" w:name="_Toc241222346"/>
       <w:r>
         <w:rPr>
           <w:color w:val="DC3230"/>
@@ -9029,10 +9152,10 @@
           <w:noProof/>
         </w:rPr>
         <w:drawing>
-          <wp:inline distT="0" distB="0" distL="0" distR="0" wp14:anchorId="5260858E" wp14:editId="5BF08CB9">
+          <wp:inline distT="0" distB="0" distL="0" distR="0" wp14:anchorId="0129C8ED" wp14:editId="3B0DE618">
             <wp:extent cx="6096000" cy="2228850"/>
             <wp:effectExtent l="0" t="0" r="0" b="0"/>
-            <wp:docPr id="1363342702" name="Immagine 1363342702"/>
+            <wp:docPr id="473640971" name="Immagine 473640971"/>
             <wp:cNvGraphicFramePr>
               <a:graphicFrameLocks xmlns:a="http://schemas.openxmlformats.org/drawingml/2006/main" noChangeAspect="1"/>
             </wp:cNvGraphicFramePr>
@@ -9109,7 +9232,7 @@
           <w:left w:w="10" w:type="dxa"/>
           <w:right w:w="10" w:type="dxa"/>
         </w:tblCellMar>
-        <w:tblLook w:val="0000" w:firstRow="0" w:lastRow="0" w:firstColumn="0" w:lastColumn="0" w:noHBand="0" w:noVBand="0"/>
+        <w:tblLook w:val="04A0" w:firstRow="1" w:lastRow="0" w:firstColumn="1" w:lastColumn="0" w:noHBand="0" w:noVBand="1"/>
       </w:tblPr>
       <w:tblGrid>
         <w:gridCol w:w="675"/>
@@ -9446,7 +9569,7 @@
         <w:keepNext/>
         <w:spacing w:before="340" w:after="130"/>
       </w:pPr>
-      <w:bookmarkStart w:id="19" w:name="_Toc240987753"/>
+      <w:bookmarkStart w:id="19" w:name="_Toc241222347"/>
       <w:r>
         <w:rPr>
           <w:color w:val="DC3230"/>
@@ -9473,7 +9596,7 @@
           <w:left w:w="10" w:type="dxa"/>
           <w:right w:w="10" w:type="dxa"/>
         </w:tblCellMar>
-        <w:tblLook w:val="0000" w:firstRow="0" w:lastRow="0" w:firstColumn="0" w:lastColumn="0" w:noHBand="0" w:noVBand="0"/>
+        <w:tblLook w:val="04A0" w:firstRow="1" w:lastRow="0" w:firstColumn="1" w:lastColumn="0" w:noHBand="0" w:noVBand="1"/>
       </w:tblPr>
       <w:tblGrid>
         <w:gridCol w:w="1735"/>
@@ -9931,7 +10054,7 @@
         <w:keepNext/>
         <w:spacing w:before="340" w:after="130"/>
       </w:pPr>
-      <w:bookmarkStart w:id="20" w:name="_Toc240987754"/>
+      <w:bookmarkStart w:id="20" w:name="_Toc241222348"/>
       <w:r>
         <w:rPr>
           <w:color w:val="DC3230"/>
@@ -9953,7 +10076,7 @@
           <w:left w:w="10" w:type="dxa"/>
           <w:right w:w="10" w:type="dxa"/>
         </w:tblCellMar>
-        <w:tblLook w:val="0000" w:firstRow="0" w:lastRow="0" w:firstColumn="0" w:lastColumn="0" w:noHBand="0" w:noVBand="0"/>
+        <w:tblLook w:val="04A0" w:firstRow="1" w:lastRow="0" w:firstColumn="1" w:lastColumn="0" w:noHBand="0" w:noVBand="1"/>
       </w:tblPr>
       <w:tblGrid>
         <w:gridCol w:w="9638"/>
@@ -10043,7 +10166,7 @@
         <w:keepNext/>
         <w:spacing w:before="340" w:after="130"/>
       </w:pPr>
-      <w:bookmarkStart w:id="21" w:name="_Toc240987755"/>
+      <w:bookmarkStart w:id="21" w:name="_Toc241222349"/>
       <w:r>
         <w:rPr>
           <w:color w:val="DC3230"/>
@@ -10165,7 +10288,7 @@
         </w:pBdr>
         <w:spacing w:after="220"/>
       </w:pPr>
-      <w:bookmarkStart w:id="22" w:name="_Toc240987756"/>
+      <w:bookmarkStart w:id="22" w:name="_Toc241222350"/>
       <w:r>
         <w:rPr>
           <w:color w:val="DC3230"/>
@@ -10198,7 +10321,7 @@
           <w:left w:w="10" w:type="dxa"/>
           <w:right w:w="10" w:type="dxa"/>
         </w:tblCellMar>
-        <w:tblLook w:val="0000" w:firstRow="0" w:lastRow="0" w:firstColumn="0" w:lastColumn="0" w:noHBand="0" w:noVBand="0"/>
+        <w:tblLook w:val="04A0" w:firstRow="1" w:lastRow="0" w:firstColumn="1" w:lastColumn="0" w:noHBand="0" w:noVBand="1"/>
       </w:tblPr>
       <w:tblGrid>
         <w:gridCol w:w="2506"/>
@@ -11530,7 +11653,7 @@
         </w:pBdr>
         <w:spacing w:after="220"/>
       </w:pPr>
-      <w:bookmarkStart w:id="23" w:name="_Toc240987757"/>
+      <w:bookmarkStart w:id="23" w:name="_Toc241222351"/>
       <w:r>
         <w:rPr>
           <w:color w:val="DC3230"/>
@@ -11558,7 +11681,7 @@
           <w:left w:w="10" w:type="dxa"/>
           <w:right w:w="10" w:type="dxa"/>
         </w:tblCellMar>
-        <w:tblLook w:val="0000" w:firstRow="0" w:lastRow="0" w:firstColumn="0" w:lastColumn="0" w:noHBand="0" w:noVBand="0"/>
+        <w:tblLook w:val="04A0" w:firstRow="1" w:lastRow="0" w:firstColumn="1" w:lastColumn="0" w:noHBand="0" w:noVBand="1"/>
       </w:tblPr>
       <w:tblGrid>
         <w:gridCol w:w="2506"/>
@@ -12197,7 +12320,7 @@
         </w:pBdr>
         <w:spacing w:after="220"/>
       </w:pPr>
-      <w:bookmarkStart w:id="24" w:name="_Toc240987758"/>
+      <w:bookmarkStart w:id="24" w:name="_Toc241222352"/>
       <w:r>
         <w:rPr>
           <w:color w:val="DC3230"/>
@@ -12230,7 +12353,7 @@
           <w:left w:w="10" w:type="dxa"/>
           <w:right w:w="10" w:type="dxa"/>
         </w:tblCellMar>
-        <w:tblLook w:val="0000" w:firstRow="0" w:lastRow="0" w:firstColumn="0" w:lastColumn="0" w:noHBand="0" w:noVBand="0"/>
+        <w:tblLook w:val="04A0" w:firstRow="1" w:lastRow="0" w:firstColumn="1" w:lastColumn="0" w:noHBand="0" w:noVBand="1"/>
       </w:tblPr>
       <w:tblGrid>
         <w:gridCol w:w="3084"/>
@@ -13090,7 +13213,7 @@
         </w:pBdr>
         <w:spacing w:after="220"/>
       </w:pPr>
-      <w:bookmarkStart w:id="25" w:name="_Toc240987759"/>
+      <w:bookmarkStart w:id="25" w:name="_Toc241222353"/>
       <w:r>
         <w:rPr>
           <w:color w:val="DC3230"/>
@@ -13114,7 +13237,7 @@
           <w:left w:w="10" w:type="dxa"/>
           <w:right w:w="10" w:type="dxa"/>
         </w:tblCellMar>
-        <w:tblLook w:val="0000" w:firstRow="0" w:lastRow="0" w:firstColumn="0" w:lastColumn="0" w:noHBand="0" w:noVBand="0"/>
+        <w:tblLook w:val="04A0" w:firstRow="1" w:lastRow="0" w:firstColumn="1" w:lastColumn="0" w:noHBand="0" w:noVBand="1"/>
       </w:tblPr>
       <w:tblGrid>
         <w:gridCol w:w="18"/>
@@ -14387,10 +14510,10 @@
         <w:noProof/>
       </w:rPr>
       <w:drawing>
-        <wp:inline distT="0" distB="0" distL="0" distR="0" wp14:anchorId="0F406C0B" wp14:editId="357DA68E">
+        <wp:inline distT="0" distB="0" distL="0" distR="0" wp14:anchorId="3DD578D3" wp14:editId="41891031">
           <wp:extent cx="904875" cy="352425"/>
           <wp:effectExtent l="0" t="0" r="0" b="0"/>
-          <wp:docPr id="1353569763" name="Immagine 1353569763"/>
+          <wp:docPr id="912709784" name="Immagine 912709784"/>
           <wp:cNvGraphicFramePr>
             <a:graphicFrameLocks xmlns:a="http://schemas.openxmlformats.org/drawingml/2006/main" noChangeAspect="1"/>
           </wp:cNvGraphicFramePr>
@@ -14438,10 +14561,164 @@
 <file path=word/numbering.xml><?xml version="1.0" encoding="utf-8"?>
 <w:numbering xmlns:wpc="http://schemas.microsoft.com/office/word/2010/wordprocessingCanvas" xmlns:cx="http://schemas.microsoft.com/office/drawing/2014/chartex" xmlns:cx1="http://schemas.microsoft.com/office/drawing/2015/9/8/chartex" xmlns:cx2="http://schemas.microsoft.com/office/drawing/2015/10/21/chartex" xmlns:cx3="http://schemas.microsoft.com/office/drawing/2016/5/9/chartex" xmlns:cx4="http://schemas.microsoft.com/office/drawing/2016/5/10/chartex" xmlns:cx5="http://schemas.microsoft.com/office/drawing/2016/5/11/chartex" xmlns:cx6="http://schemas.microsoft.com/office/drawing/2016/5/12/chartex" xmlns:cx7="http://schemas.microsoft.com/office/drawing/2016/5/13/chartex" xmlns:cx8="http://schemas.microsoft.com/office/drawing/2016/5/14/chartex" xmlns:mc="http://schemas.openxmlformats.org/markup-compatibility/2006" xmlns:aink="http://schemas.microsoft.com/office/drawing/2016/ink" xmlns:am3d="http://schemas.microsoft.com/office/drawing/2017/model3d" xmlns:o="urn:schemas-microsoft-com:office:office" xmlns:oel="http://schemas.microsoft.com/office/2019/extlst" xmlns:r="http://schemas.openxmlformats.org/officeDocument/2006/relationships" xmlns:m="http://schemas.openxmlformats.org/officeDocument/2006/math" xmlns:v="urn:schemas-microsoft-com:vml" xmlns:wp14="http://schemas.microsoft.com/office/word/2010/wordprocessingDrawing" xmlns:wp="http://schemas.openxmlformats.org/drawingml/2006/wordprocessingDrawing" xmlns:w10="urn:schemas-microsoft-com:office:word" xmlns:w="http://schemas.openxmlformats.org/wordprocessingml/2006/main" xmlns:w14="http://schemas.microsoft.com/office/word/2010/wordml" xmlns:w15="http://schemas.microsoft.com/office/word/2012/wordml" xmlns:w16cex="http://schemas.microsoft.com/office/word/2018/wordml/cex" xmlns:w16cid="http://schemas.microsoft.com/office/word/2016/wordml/cid" xmlns:w16="http://schemas.microsoft.com/office/word/2018/wordml" xmlns:w16du="http://schemas.microsoft.com/office/word/2023/wordml/word16du" xmlns:w16sdtdh="http://schemas.microsoft.com/office/word/2020/wordml/sdtdatahash" xmlns:w16sdtfl="http://schemas.microsoft.com/office/word/2024/wordml/sdtformatlock" xmlns:w16se="http://schemas.microsoft.com/office/word/2015/wordml/symex" xmlns:wpg="http://schemas.microsoft.com/office/word/2010/wordprocessingGroup" xmlns:wpi="http://schemas.microsoft.com/office/word/2010/wordprocessingInk" xmlns:wne="http://schemas.microsoft.com/office/word/2006/wordml" xmlns:wps="http://schemas.microsoft.com/office/word/2010/wordprocessingShape" mc:Ignorable="w14 w15 w16se w16cid w16 w16cex w16sdtdh w16sdtfl w16du wp14">
   <w:abstractNum w:abstractNumId="0" w15:restartNumberingAfterBreak="0">
-    <w:nsid w:val="018D25B1"/>
+    <w:nsid w:val="4B997AD0"/>
     <w:multiLevelType w:val="hybridMultilevel"/>
-    <w:tmpl w:val="779069E4"/>
-    <w:lvl w:ilvl="0" w:tplc="B532C89C">
+    <w:tmpl w:val="C346FAAA"/>
+    <w:lvl w:ilvl="0" w:tplc="FB628182">
+      <w:start w:val="1"/>
+      <w:numFmt w:val="bullet"/>
+      <w:lvlText w:val="●"/>
+      <w:lvlJc w:val="left"/>
+      <w:pPr>
+        <w:ind w:left="340" w:hanging="200"/>
+      </w:pPr>
+      <w:rPr>
+        <w:rFonts w:ascii="Arial" w:eastAsia="Arial" w:hAnsi="Arial" w:cs="Arial"/>
+        <w:color w:val="DC3230"/>
+        <w:sz w:val="14"/>
+        <w:szCs w:val="14"/>
+      </w:rPr>
+    </w:lvl>
+    <w:lvl w:ilvl="1" w:tplc="C2BADC32">
+      <w:start w:val="1"/>
+      <w:numFmt w:val="bullet"/>
+      <w:lvlText w:val="–"/>
+      <w:lvlJc w:val="left"/>
+      <w:pPr>
+        <w:ind w:left="700" w:hanging="200"/>
+      </w:pPr>
+      <w:rPr>
+        <w:rFonts w:ascii="Arial" w:eastAsia="Arial" w:hAnsi="Arial" w:cs="Arial"/>
+        <w:color w:val="0A5D65"/>
+      </w:rPr>
+    </w:lvl>
+    <w:lvl w:ilvl="2" w:tplc="1E2496D2">
+      <w:numFmt w:val="decimal"/>
+      <w:lvlText w:val=""/>
+      <w:lvlJc w:val="left"/>
+    </w:lvl>
+    <w:lvl w:ilvl="3" w:tplc="5D78345E">
+      <w:numFmt w:val="decimal"/>
+      <w:lvlText w:val=""/>
+      <w:lvlJc w:val="left"/>
+    </w:lvl>
+    <w:lvl w:ilvl="4" w:tplc="55AE4EA0">
+      <w:numFmt w:val="decimal"/>
+      <w:lvlText w:val=""/>
+      <w:lvlJc w:val="left"/>
+    </w:lvl>
+    <w:lvl w:ilvl="5" w:tplc="E08CD65E">
+      <w:numFmt w:val="decimal"/>
+      <w:lvlText w:val=""/>
+      <w:lvlJc w:val="left"/>
+    </w:lvl>
+    <w:lvl w:ilvl="6" w:tplc="65E4765C">
+      <w:numFmt w:val="decimal"/>
+      <w:lvlText w:val=""/>
+      <w:lvlJc w:val="left"/>
+    </w:lvl>
+    <w:lvl w:ilvl="7" w:tplc="4B22D86C">
+      <w:numFmt w:val="decimal"/>
+      <w:lvlText w:val=""/>
+      <w:lvlJc w:val="left"/>
+    </w:lvl>
+    <w:lvl w:ilvl="8" w:tplc="43E896C2">
+      <w:numFmt w:val="decimal"/>
+      <w:lvlText w:val=""/>
+      <w:lvlJc w:val="left"/>
+    </w:lvl>
+  </w:abstractNum>
+  <w:abstractNum w:abstractNumId="1" w15:restartNumberingAfterBreak="0">
+    <w:nsid w:val="57F52041"/>
+    <w:multiLevelType w:val="hybridMultilevel"/>
+    <w:tmpl w:val="687E1638"/>
+    <w:lvl w:ilvl="0" w:tplc="B13276D6">
+      <w:start w:val="1"/>
+      <w:numFmt w:val="bullet"/>
+      <w:lvlText w:val="●"/>
+      <w:lvlJc w:val="left"/>
+      <w:pPr>
+        <w:ind w:left="720" w:hanging="360"/>
+      </w:pPr>
+    </w:lvl>
+    <w:lvl w:ilvl="1" w:tplc="7D48D410">
+      <w:start w:val="1"/>
+      <w:numFmt w:val="bullet"/>
+      <w:lvlText w:val="○"/>
+      <w:lvlJc w:val="left"/>
+      <w:pPr>
+        <w:ind w:left="1440" w:hanging="360"/>
+      </w:pPr>
+    </w:lvl>
+    <w:lvl w:ilvl="2" w:tplc="25D493E2">
+      <w:start w:val="1"/>
+      <w:numFmt w:val="bullet"/>
+      <w:lvlText w:val="■"/>
+      <w:lvlJc w:val="left"/>
+      <w:pPr>
+        <w:ind w:left="2160" w:hanging="360"/>
+      </w:pPr>
+    </w:lvl>
+    <w:lvl w:ilvl="3" w:tplc="CC544656">
+      <w:start w:val="1"/>
+      <w:numFmt w:val="bullet"/>
+      <w:lvlText w:val="●"/>
+      <w:lvlJc w:val="left"/>
+      <w:pPr>
+        <w:ind w:left="2880" w:hanging="360"/>
+      </w:pPr>
+    </w:lvl>
+    <w:lvl w:ilvl="4" w:tplc="DF1E0C46">
+      <w:start w:val="1"/>
+      <w:numFmt w:val="bullet"/>
+      <w:lvlText w:val="○"/>
+      <w:lvlJc w:val="left"/>
+      <w:pPr>
+        <w:ind w:left="3600" w:hanging="360"/>
+      </w:pPr>
+    </w:lvl>
+    <w:lvl w:ilvl="5" w:tplc="255E0E9A">
+      <w:start w:val="1"/>
+      <w:numFmt w:val="bullet"/>
+      <w:lvlText w:val="■"/>
+      <w:lvlJc w:val="left"/>
+      <w:pPr>
+        <w:ind w:left="4320" w:hanging="360"/>
+      </w:pPr>
+    </w:lvl>
+    <w:lvl w:ilvl="6" w:tplc="7CE24A64">
+      <w:start w:val="1"/>
+      <w:numFmt w:val="bullet"/>
+      <w:lvlText w:val="●"/>
+      <w:lvlJc w:val="left"/>
+      <w:pPr>
+        <w:ind w:left="5040" w:hanging="360"/>
+      </w:pPr>
+    </w:lvl>
+    <w:lvl w:ilvl="7" w:tplc="3BF20D64">
+      <w:start w:val="1"/>
+      <w:numFmt w:val="bullet"/>
+      <w:lvlText w:val="●"/>
+      <w:lvlJc w:val="left"/>
+      <w:pPr>
+        <w:ind w:left="5760" w:hanging="360"/>
+      </w:pPr>
+    </w:lvl>
+    <w:lvl w:ilvl="8" w:tplc="35183D94">
+      <w:start w:val="1"/>
+      <w:numFmt w:val="bullet"/>
+      <w:lvlText w:val="●"/>
+      <w:lvlJc w:val="left"/>
+      <w:pPr>
+        <w:ind w:left="6480" w:hanging="360"/>
+      </w:pPr>
+    </w:lvl>
+  </w:abstractNum>
+  <w:abstractNum w:abstractNumId="2" w15:restartNumberingAfterBreak="0">
+    <w:nsid w:val="61024AE3"/>
+    <w:multiLevelType w:val="hybridMultilevel"/>
+    <w:tmpl w:val="3BEC514A"/>
+    <w:lvl w:ilvl="0" w:tplc="1BCEF49A">
       <w:start w:val="1"/>
       <w:numFmt w:val="decimal"/>
       <w:lvlText w:val="%1."/>
@@ -14456,7 +14733,7 @@
         <w:color w:val="DC3230"/>
       </w:rPr>
     </w:lvl>
-    <w:lvl w:ilvl="1" w:tplc="7F508F28">
+    <w:lvl w:ilvl="1" w:tplc="81C4AB36">
       <w:start w:val="1"/>
       <w:numFmt w:val="lowerLetter"/>
       <w:lvlText w:val="%2."/>
@@ -14471,216 +14748,62 @@
         <w:color w:val="0A5D65"/>
       </w:rPr>
     </w:lvl>
-    <w:lvl w:ilvl="2" w:tplc="74FEB612">
+    <w:lvl w:ilvl="2" w:tplc="AD10E92A">
       <w:numFmt w:val="decimal"/>
       <w:lvlText w:val=""/>
       <w:lvlJc w:val="left"/>
     </w:lvl>
-    <w:lvl w:ilvl="3" w:tplc="51C688E0">
+    <w:lvl w:ilvl="3" w:tplc="B262D4F2">
       <w:numFmt w:val="decimal"/>
       <w:lvlText w:val=""/>
       <w:lvlJc w:val="left"/>
     </w:lvl>
-    <w:lvl w:ilvl="4" w:tplc="7F3A6DDC">
+    <w:lvl w:ilvl="4" w:tplc="C44AF6C6">
       <w:numFmt w:val="decimal"/>
       <w:lvlText w:val=""/>
       <w:lvlJc w:val="left"/>
     </w:lvl>
-    <w:lvl w:ilvl="5" w:tplc="03423580">
+    <w:lvl w:ilvl="5" w:tplc="A0B4B792">
       <w:numFmt w:val="decimal"/>
       <w:lvlText w:val=""/>
       <w:lvlJc w:val="left"/>
     </w:lvl>
-    <w:lvl w:ilvl="6" w:tplc="B60C99A0">
+    <w:lvl w:ilvl="6" w:tplc="ECB20792">
       <w:numFmt w:val="decimal"/>
       <w:lvlText w:val=""/>
       <w:lvlJc w:val="left"/>
     </w:lvl>
-    <w:lvl w:ilvl="7" w:tplc="3EF81DDA">
+    <w:lvl w:ilvl="7" w:tplc="BE681E9A">
       <w:numFmt w:val="decimal"/>
       <w:lvlText w:val=""/>
       <w:lvlJc w:val="left"/>
     </w:lvl>
-    <w:lvl w:ilvl="8" w:tplc="815E910E">
+    <w:lvl w:ilvl="8" w:tplc="7BAE45FA">
       <w:numFmt w:val="decimal"/>
       <w:lvlText w:val=""/>
       <w:lvlJc w:val="left"/>
     </w:lvl>
   </w:abstractNum>
-  <w:abstractNum w:abstractNumId="1" w15:restartNumberingAfterBreak="0">
-    <w:nsid w:val="24D940A0"/>
-    <w:multiLevelType w:val="hybridMultilevel"/>
-    <w:tmpl w:val="C27A66A0"/>
-    <w:lvl w:ilvl="0" w:tplc="A83ED280">
-      <w:start w:val="1"/>
-      <w:numFmt w:val="bullet"/>
-      <w:lvlText w:val="●"/>
-      <w:lvlJc w:val="left"/>
-      <w:pPr>
-        <w:ind w:left="720" w:hanging="360"/>
-      </w:pPr>
-    </w:lvl>
-    <w:lvl w:ilvl="1" w:tplc="F70E7176">
-      <w:start w:val="1"/>
-      <w:numFmt w:val="bullet"/>
-      <w:lvlText w:val="○"/>
-      <w:lvlJc w:val="left"/>
-      <w:pPr>
-        <w:ind w:left="1440" w:hanging="360"/>
-      </w:pPr>
-    </w:lvl>
-    <w:lvl w:ilvl="2" w:tplc="37B6896E">
-      <w:start w:val="1"/>
-      <w:numFmt w:val="bullet"/>
-      <w:lvlText w:val="■"/>
-      <w:lvlJc w:val="left"/>
-      <w:pPr>
-        <w:ind w:left="2160" w:hanging="360"/>
-      </w:pPr>
-    </w:lvl>
-    <w:lvl w:ilvl="3" w:tplc="D66813D0">
-      <w:start w:val="1"/>
-      <w:numFmt w:val="bullet"/>
-      <w:lvlText w:val="●"/>
-      <w:lvlJc w:val="left"/>
-      <w:pPr>
-        <w:ind w:left="2880" w:hanging="360"/>
-      </w:pPr>
-    </w:lvl>
-    <w:lvl w:ilvl="4" w:tplc="59047E84">
-      <w:start w:val="1"/>
-      <w:numFmt w:val="bullet"/>
-      <w:lvlText w:val="○"/>
-      <w:lvlJc w:val="left"/>
-      <w:pPr>
-        <w:ind w:left="3600" w:hanging="360"/>
-      </w:pPr>
-    </w:lvl>
-    <w:lvl w:ilvl="5" w:tplc="F09C587C">
-      <w:start w:val="1"/>
-      <w:numFmt w:val="bullet"/>
-      <w:lvlText w:val="■"/>
-      <w:lvlJc w:val="left"/>
-      <w:pPr>
-        <w:ind w:left="4320" w:hanging="360"/>
-      </w:pPr>
-    </w:lvl>
-    <w:lvl w:ilvl="6" w:tplc="21CAB766">
-      <w:start w:val="1"/>
-      <w:numFmt w:val="bullet"/>
-      <w:lvlText w:val="●"/>
-      <w:lvlJc w:val="left"/>
-      <w:pPr>
-        <w:ind w:left="5040" w:hanging="360"/>
-      </w:pPr>
-    </w:lvl>
-    <w:lvl w:ilvl="7" w:tplc="6C7A1876">
-      <w:start w:val="1"/>
-      <w:numFmt w:val="bullet"/>
-      <w:lvlText w:val="●"/>
-      <w:lvlJc w:val="left"/>
-      <w:pPr>
-        <w:ind w:left="5760" w:hanging="360"/>
-      </w:pPr>
-    </w:lvl>
-    <w:lvl w:ilvl="8" w:tplc="D71CC656">
-      <w:start w:val="1"/>
-      <w:numFmt w:val="bullet"/>
-      <w:lvlText w:val="●"/>
-      <w:lvlJc w:val="left"/>
-      <w:pPr>
-        <w:ind w:left="6480" w:hanging="360"/>
-      </w:pPr>
-    </w:lvl>
-  </w:abstractNum>
-  <w:abstractNum w:abstractNumId="2" w15:restartNumberingAfterBreak="0">
-    <w:nsid w:val="7BD1599B"/>
-    <w:multiLevelType w:val="hybridMultilevel"/>
-    <w:tmpl w:val="B86A7454"/>
-    <w:lvl w:ilvl="0" w:tplc="282099B0">
-      <w:start w:val="1"/>
-      <w:numFmt w:val="bullet"/>
-      <w:lvlText w:val="●"/>
-      <w:lvlJc w:val="left"/>
-      <w:pPr>
-        <w:ind w:left="340" w:hanging="200"/>
-      </w:pPr>
-      <w:rPr>
-        <w:rFonts w:ascii="Arial" w:eastAsia="Arial" w:hAnsi="Arial" w:cs="Arial"/>
-        <w:color w:val="DC3230"/>
-        <w:sz w:val="14"/>
-        <w:szCs w:val="14"/>
-      </w:rPr>
-    </w:lvl>
-    <w:lvl w:ilvl="1" w:tplc="8F4E27FC">
-      <w:start w:val="1"/>
-      <w:numFmt w:val="bullet"/>
-      <w:lvlText w:val="–"/>
-      <w:lvlJc w:val="left"/>
-      <w:pPr>
-        <w:ind w:left="700" w:hanging="200"/>
-      </w:pPr>
-      <w:rPr>
-        <w:rFonts w:ascii="Arial" w:eastAsia="Arial" w:hAnsi="Arial" w:cs="Arial"/>
-        <w:color w:val="0A5D65"/>
-      </w:rPr>
-    </w:lvl>
-    <w:lvl w:ilvl="2" w:tplc="45064854">
-      <w:numFmt w:val="decimal"/>
-      <w:lvlText w:val=""/>
-      <w:lvlJc w:val="left"/>
-    </w:lvl>
-    <w:lvl w:ilvl="3" w:tplc="52F60182">
-      <w:numFmt w:val="decimal"/>
-      <w:lvlText w:val=""/>
-      <w:lvlJc w:val="left"/>
-    </w:lvl>
-    <w:lvl w:ilvl="4" w:tplc="1C58B13A">
-      <w:numFmt w:val="decimal"/>
-      <w:lvlText w:val=""/>
-      <w:lvlJc w:val="left"/>
-    </w:lvl>
-    <w:lvl w:ilvl="5" w:tplc="6BE48D68">
-      <w:numFmt w:val="decimal"/>
-      <w:lvlText w:val=""/>
-      <w:lvlJc w:val="left"/>
-    </w:lvl>
-    <w:lvl w:ilvl="6" w:tplc="6F0ED458">
-      <w:numFmt w:val="decimal"/>
-      <w:lvlText w:val=""/>
-      <w:lvlJc w:val="left"/>
-    </w:lvl>
-    <w:lvl w:ilvl="7" w:tplc="D9EE0888">
-      <w:numFmt w:val="decimal"/>
-      <w:lvlText w:val=""/>
-      <w:lvlJc w:val="left"/>
-    </w:lvl>
-    <w:lvl w:ilvl="8" w:tplc="C80886E4">
-      <w:numFmt w:val="decimal"/>
-      <w:lvlText w:val=""/>
-      <w:lvlJc w:val="left"/>
-    </w:lvl>
-  </w:abstractNum>
-  <w:num w:numId="1" w16cid:durableId="1923374776">
+  <w:num w:numId="1" w16cid:durableId="1001394300">
     <w:abstractNumId w:val="1"/>
     <w:lvlOverride w:ilvl="0">
       <w:startOverride w:val="1"/>
     </w:lvlOverride>
   </w:num>
-  <w:num w:numId="2" w16cid:durableId="1660690470">
+  <w:num w:numId="2" w16cid:durableId="264579447">
+    <w:abstractNumId w:val="2"/>
+    <w:lvlOverride w:ilvl="0">
+      <w:startOverride w:val="1"/>
+    </w:lvlOverride>
+  </w:num>
+  <w:num w:numId="3" w16cid:durableId="82143236">
     <w:abstractNumId w:val="0"/>
     <w:lvlOverride w:ilvl="0">
       <w:startOverride w:val="1"/>
     </w:lvlOverride>
   </w:num>
-  <w:num w:numId="3" w16cid:durableId="485635979">
+  <w:num w:numId="4" w16cid:durableId="1617634199">
     <w:abstractNumId w:val="2"/>
-    <w:lvlOverride w:ilvl="0">
-      <w:startOverride w:val="1"/>
-    </w:lvlOverride>
-  </w:num>
-  <w:num w:numId="4" w16cid:durableId="890120011">
-    <w:abstractNumId w:val="0"/>
     <w:lvlOverride w:ilvl="0">
       <w:startOverride w:val="1"/>
     </w:lvlOverride>
@@ -15325,7 +15448,7 @@
     <w:autoRedefine/>
     <w:uiPriority w:val="39"/>
     <w:unhideWhenUsed/>
-    <w:rsid w:val="001E2593"/>
+    <w:rsid w:val="00475FF1"/>
     <w:pPr>
       <w:spacing w:after="100"/>
     </w:pPr>
@@ -15337,7 +15460,7 @@
     <w:autoRedefine/>
     <w:uiPriority w:val="39"/>
     <w:unhideWhenUsed/>
-    <w:rsid w:val="001E2593"/>
+    <w:rsid w:val="00475FF1"/>
     <w:pPr>
       <w:spacing w:after="100"/>
       <w:ind w:left="210"/>
